--- a/pr-preview/pr-398/linear-algebra-projections.docx
+++ b/pr-preview/pr-398/linear-algebra-projections.docx
@@ -15,7 +15,7 @@
         <w:pStyle w:val="Date"/>
       </w:pPr>
       <w:r>
-        <w:t xml:space="preserve">Last modified: 2026-10-19 01:34:03 (PDT)</w:t>
+        <w:t xml:space="preserve">Last modified: 2026-10-19 04:22:38 (PDT)</w:t>
       </w:r>
     </w:p>
     <w:bookmarkStart w:id="169" w:name="design-matrix"/>
@@ -704,7 +704,7 @@
           <w:rPr>
             <w:rStyle w:val="Hyperlink"/>
           </w:rPr>
-          <w:t xml:space="preserve">Theorem 16 in Matrices</w:t>
+          <w:t xml:space="preserve">Theorem 17 in Matrices</w:t>
         </w:r>
       </w:hyperlink>
       <w:r>
@@ -3036,7 +3036,7 @@
           <w:rPr>
             <w:rStyle w:val="Hyperlink"/>
           </w:rPr>
-          <w:t xml:space="preserve">Theorem 16 in Matrices</w:t>
+          <w:t xml:space="preserve">Theorem 17 in Matrices</w:t>
         </w:r>
       </w:hyperlink>
       <w:r>
@@ -8329,7 +8329,7 @@
     &amp;&amp; \text{(} {\mathbf{Q}}^{\top} \mathbf{Q} = \mathbf{I}_r \text{, from the first part of the proof)}
     \\
     &amp;= {\mathbf{Q}}^{\top} \mathord{\smash[b]{\underset{\raise.3ex\hbox{$\scriptstyle\sim$}}{y}}\vphantom{y}} - {\mathbf{Q}}^{\top} \mathord{\smash[b]{\underset{\raise.3ex\hbox{$\scriptstyle\sim$}}{y}}\vphantom{y}}
-    &amp;&amp; \text{(}\text{Theorem~7 in Matrices}\text{)}
+    &amp;&amp; \text{(}\text{Theorem~8 in Matrices}\text{)}
     \\
     &amp;= \mathord{\smash[b]{\underset{\raise.3ex\hbox{$\scriptstyle\sim$}}{0}}\vphantom{0}}_r,
     &amp;&amp; \text{(arithmetic)}
@@ -8755,7 +8755,7 @@
                   <m:nor/>
                   <m:sty m:val="p"/>
                 </m:rPr>
-                <m:t>Theorem 16 in Matrices</m:t>
+                <m:t>Theorem 17 in Matrices</m:t>
               </m:r>
               <m:r>
                 <m:rPr>
@@ -9210,7 +9210,7 @@
                   <m:nor/>
                   <m:sty m:val="p"/>
                 </m:rPr>
-                <m:t>Theorem 7 in Matrices</m:t>
+                <m:t>Theorem 8 in Matrices</m:t>
               </m:r>
               <m:r>
                 <m:rPr>
@@ -13081,7 +13081,7 @@
                   <m:nor/>
                   <m:sty m:val="p"/>
                 </m:rPr>
-                <m:t>Theorem 7 in Matrices</m:t>
+                <m:t>Theorem 8 in Matrices</m:t>
               </m:r>
               <m:r>
                 <m:rPr>
@@ -18905,7 +18905,7 @@
           <w:rPr>
             <w:rStyle w:val="Hyperlink"/>
           </w:rPr>
-          <w:t xml:space="preserve">Theorem 7 in Matrices</w:t>
+          <w:t xml:space="preserve">Theorem 8 in Matrices</w:t>
         </w:r>
       </w:hyperlink>
       <w:r>
@@ -19059,7 +19059,7 @@
                   <m:nor/>
                   <m:sty m:val="p"/>
                 </m:rPr>
-                <m:t>Theorem 7 in Matrices</m:t>
+                <m:t>Theorem 8 in Matrices</m:t>
               </m:r>
               <m:r>
                 <m:rPr>
@@ -19531,7 +19531,7 @@
                   <m:nor/>
                   <m:sty m:val="p"/>
                 </m:rPr>
-                <m:t>Theorem 7 in Matrices</m:t>
+                <m:t>Theorem 8 in Matrices</m:t>
               </m:r>
               <m:r>
                 <m:rPr>
@@ -23229,7 +23229,7 @@
                   <m:nor/>
                   <m:sty m:val="p"/>
                 </m:rPr>
-                <m:t>Theorem 16 in Matrices</m:t>
+                <m:t>Theorem 17 in Matrices</m:t>
               </m:r>
               <m:r>
                 <m:rPr>
@@ -23493,7 +23493,7 @@
                   <m:nor/>
                   <m:sty m:val="p"/>
                 </m:rPr>
-                <m:t>Theorem 16 in Matrices</m:t>
+                <m:t>Theorem 17 in Matrices</m:t>
               </m:r>
               <m:r>
                 <m:rPr>
@@ -23785,7 +23785,7 @@
                   <m:nor/>
                   <m:sty m:val="p"/>
                 </m:rPr>
-                <m:t>Theorem 16 in Matrices</m:t>
+                <m:t>Theorem 17 in Matrices</m:t>
               </m:r>
               <m:r>
                 <m:rPr>
@@ -24361,7 +24361,7 @@
                   <m:nor/>
                   <m:sty m:val="p"/>
                 </m:rPr>
-                <m:t>Theorem 16 in Matrices</m:t>
+                <m:t>Theorem 17 in Matrices</m:t>
               </m:r>
               <m:r>
                 <m:rPr>
@@ -24625,7 +24625,7 @@
                   <m:nor/>
                   <m:sty m:val="p"/>
                 </m:rPr>
-                <m:t>Theorem 16 in Matrices</m:t>
+                <m:t>Theorem 17 in Matrices</m:t>
               </m:r>
               <m:r>
                 <m:rPr>
@@ -24917,7 +24917,7 @@
                   <m:nor/>
                   <m:sty m:val="p"/>
                 </m:rPr>
-                <m:t>Theorem 16 in Matrices</m:t>
+                <m:t>Theorem 17 in Matrices</m:t>
               </m:r>
               <m:r>
                 <m:rPr>
@@ -27821,7 +27821,7 @@
           <w:rPr>
             <w:rStyle w:val="Hyperlink"/>
           </w:rPr>
-          <w:t xml:space="preserve">Theorem 16 in Matrices</w:t>
+          <w:t xml:space="preserve">Theorem 17 in Matrices</w:t>
         </w:r>
       </w:hyperlink>
       <w:r>
@@ -28507,7 +28507,7 @@
           <w:rPr>
             <w:rStyle w:val="Hyperlink"/>
           </w:rPr>
-          <w:t xml:space="preserve">Theorem 16 in Matrices</w:t>
+          <w:t xml:space="preserve">Theorem 17 in Matrices</w:t>
         </w:r>
       </w:hyperlink>
       <w:r>
@@ -29260,7 +29260,7 @@
                   <m:nor/>
                   <m:sty m:val="p"/>
                 </m:rPr>
-                <m:t>Theorem 7 in Matrices</m:t>
+                <m:t>Theorem 8 in Matrices</m:t>
               </m:r>
               <m:r>
                 <m:rPr>
@@ -29681,7 +29681,7 @@
                   <m:nor/>
                   <m:sty m:val="p"/>
                 </m:rPr>
-                <m:t>Theorem 7 in Matrices</m:t>
+                <m:t>Theorem 8 in Matrices</m:t>
               </m:r>
               <m:r>
                 <m:rPr>
@@ -30039,7 +30039,7 @@
                   <m:nor/>
                   <m:sty m:val="p"/>
                 </m:rPr>
-                <m:t>Theorem 16 in Matrices</m:t>
+                <m:t>Theorem 17 in Matrices</m:t>
               </m:r>
               <m:r>
                 <m:rPr>
@@ -30161,7 +30161,7 @@
                   <m:nor/>
                   <m:sty m:val="p"/>
                 </m:rPr>
-                <m:t>Theorem 16 in Matrices</m:t>
+                <m:t>Theorem 17 in Matrices</m:t>
               </m:r>
               <m:r>
                 <m:rPr>
@@ -30678,7 +30678,7 @@
                   <m:nor/>
                   <m:sty m:val="p"/>
                 </m:rPr>
-                <m:t>Theorem 16 in Matrices</m:t>
+                <m:t>Theorem 17 in Matrices</m:t>
               </m:r>
               <m:r>
                 <m:rPr>
@@ -30800,7 +30800,7 @@
                   <m:nor/>
                   <m:sty m:val="p"/>
                 </m:rPr>
-                <m:t>Theorem 16 in Matrices</m:t>
+                <m:t>Theorem 17 in Matrices</m:t>
               </m:r>
               <m:r>
                 <m:rPr>
@@ -31294,7 +31294,7 @@
                   <m:nor/>
                   <m:sty m:val="p"/>
                 </m:rPr>
-                <m:t>Theorem 7 in Matrices</m:t>
+                <m:t>Theorem 8 in Matrices</m:t>
               </m:r>
               <m:r>
                 <m:rPr>
@@ -31743,7 +31743,7 @@
                   <m:nor/>
                   <m:sty m:val="p"/>
                 </m:rPr>
-                <m:t>Theorem 7 in Matrices</m:t>
+                <m:t>Theorem 8 in Matrices</m:t>
               </m:r>
               <m:r>
                 <m:rPr>
@@ -34850,7 +34850,7 @@
                   <m:nor/>
                   <m:sty m:val="p"/>
                 </m:rPr>
-                <m:t>Theorem 7 in Matrices</m:t>
+                <m:t>Theorem 8 in Matrices</m:t>
               </m:r>
               <m:r>
                 <m:rPr>
@@ -35141,7 +35141,7 @@
     &amp;&amp; \text{(}\text{Theorem~7}\text{, with } \mathord{\smash[b]{\underset{\raise.3ex\hbox{$\scriptstyle\sim$}}{x}}\vphantom{x}} \text{ as the last factor)}
     \\
     &amp;= \mathord{\smash[b]{\underset{\raise.3ex\hbox{$\scriptstyle\sim$}}{x}}\vphantom{x}} - (\mathbf{G} \mathbf{A})\,\mathord{\smash[b]{\underset{\raise.3ex\hbox{$\scriptstyle\sim$}}{x}}\vphantom{x}}
-    &amp;&amp; \text{(}\text{Theorem~7 in Matrices}\text{)}
+    &amp;&amp; \text{(}\text{Theorem~8 in Matrices}\text{)}
     \\
     &amp;= \mathord{\smash[b]{\underset{\raise.3ex\hbox{$\scriptstyle\sim$}}{x}}\vphantom{x}} - \mathbf{G}\,(\mathbf{A} \mathord{\smash[b]{\underset{\raise.3ex\hbox{$\scriptstyle\sim$}}{x}}\vphantom{x}})
     &amp;&amp; \text{(}\text{Theorem~5 in Matrices}\text{)}
@@ -48052,7 +48052,7 @@
     \begin{aligned}
     \hat{\mathord{\smash[b]{\underset{\raise.3ex\hbox{$\scriptstyle\sim$}}{x}}\vphantom{x}}}
     &amp;= \mathbf{I}_n\,\hat{\mathord{\smash[b]{\underset{\raise.3ex\hbox{$\scriptstyle\sim$}}{x}}\vphantom{x}}}
-    &amp;&amp; \text{(}\text{Theorem~7 in Matrices}\text{)}
+    &amp;&amp; \text{(}\text{Theorem~8 in Matrices}\text{)}
     \\
     &amp;= (\mathbf{M}^{-1} \mathbf{M})\,\hat{\mathord{\smash[b]{\underset{\raise.3ex\hbox{$\scriptstyle\sim$}}{x}}\vphantom{x}}}
     &amp;&amp; \text{(}\text{Definition~5 in Special Matrices and Decompositions}\text{)}
@@ -49842,7 +49842,7 @@
     &amp;&amp; \text{(substitute } \mathbf{A} = \mathbf{Q} \mathbf{R} \text{)}
     \\
     &amp;= {\mathbf{R}}^{\top}\,{\mathbf{Q}}^{\top}\,(\mathbf{Q} \mathbf{R})\,\hat{\mathord{\smash[b]{\underset{\raise.3ex\hbox{$\scriptstyle\sim$}}{x}}\vphantom{x}}}
-    &amp;&amp; \text{(}\text{Theorem~16 in Matrices}\text{)}
+    &amp;&amp; \text{(}\text{Theorem~17 in Matrices}\text{)}
     \\
     &amp;= {\mathbf{R}}^{\top}\,({\mathbf{Q}}^{\top} \mathbf{Q})\,(\mathbf{R} \hat{\mathord{\smash[b]{\underset{\raise.3ex\hbox{$\scriptstyle\sim$}}{x}}\vphantom{x}}})
     &amp;&amp; \text{(}\text{Theorem~5 in Matrices}\text{)}
@@ -49851,7 +49851,7 @@
     &amp;&amp; \text{(} {\mathbf{Q}}^{\top} \mathbf{Q} = \mathbf{I}_n \text{)}
     \\
     &amp;= {\mathbf{R}}^{\top}\,(\mathbf{R} \hat{\mathord{\smash[b]{\underset{\raise.3ex\hbox{$\scriptstyle\sim$}}{x}}\vphantom{x}}})
-    &amp;&amp; \text{(}\text{Theorem~7 in Matrices}\text{)}
+    &amp;&amp; \text{(}\text{Theorem~8 in Matrices}\text{)}
     \\
     &amp;= {\mathbf{R}}^{\top}\,({\mathbf{Q}}^{\top} \mathord{\smash[b]{\underset{\raise.3ex\hbox{$\scriptstyle\sim$}}{b}}\vphantom{b}})
     &amp;&amp; \text{(} \mathbf{R} \hat{\mathord{\smash[b]{\underset{\raise.3ex\hbox{$\scriptstyle\sim$}}{x}}\vphantom{x}}} = {\mathbf{Q}}^{\top} \mathord{\smash[b]{\underset{\raise.3ex\hbox{$\scriptstyle\sim$}}{b}}\vphantom{b}} \text{)}
@@ -49860,7 +49860,7 @@
     &amp;&amp; \text{(}\text{Theorem~5 in Matrices}\text{)}
     \\
     &amp;= {(\mathbf{Q} \mathbf{R})}^{\top}\,\mathord{\smash[b]{\underset{\raise.3ex\hbox{$\scriptstyle\sim$}}{b}}\vphantom{b}}
-    &amp;&amp; \text{(}\text{Theorem~16 in Matrices}\text{)}
+    &amp;&amp; \text{(}\text{Theorem~17 in Matrices}\text{)}
     \\
     &amp;= {\mathbf{A}}^{\top} \mathord{\smash[b]{\underset{\raise.3ex\hbox{$\scriptstyle\sim$}}{b}}\vphantom{b}},
     &amp;&amp; \text{(} \mathbf{A} = \mathbf{Q} \mathbf{R} \text{)}
